--- a/pr-preview/pr-192/estimation-handout-tracked-changes.docx
+++ b/pr-preview/pr-192/estimation-handout-tracked-changes.docx
@@ -16,7 +16,7 @@
       </w:pPr>
       <w:del w:id="1" w:author="PR Preview" w:date="2026-01-01T00:00:00Z">
         <w:r>
-          <w:delText xml:space="preserve">Last modified: 2026-10-15 00:58:20 (PDT)</w:delText>
+          <w:delText xml:space="preserve">Last modified: 2026-10-15 01:50:16 (PDT)</w:delText>
         </w:r>
       </w:del>
     </w:p>
@@ -26,7 +26,7 @@
       </w:pPr>
       <w:ins w:id="2" w:author="PR Preview" w:date="2026-01-01T00:00:00Z">
         <w:r>
-          <w:t xml:space="preserve">Last modified: 2026-10-15 00:59:48 (PDT)</w:t>
+          <w:t xml:space="preserve">Last modified: 2026-10-15 02:02:52 (PDT)</w:t>
         </w:r>
       </w:ins>
     </w:p>
@@ -6842,11 +6842,11 @@
               <m:grow/>
             </m:dPr>
             <m:e>
-              <m:r>
-                <m:t>​</m:t>
-              </m:r>
               <m:sSup>
                 <m:e>
+                  <m:r>
+                    <m:t>​</m:t>
+                  </m:r>
                   <m:d>
                     <m:dPr>
                       <m:begChr m:val="("/>
@@ -6886,6 +6886,9 @@
                       </m:r>
                     </m:e>
                   </m:d>
+                  <m:r>
+                    <m:t>​</m:t>
+                  </m:r>
                 </m:e>
                 <m:sup>
                   <m:r>
@@ -6893,9 +6896,6 @@
                   </m:r>
                 </m:sup>
               </m:sSup>
-              <m:r>
-                <m:t>​</m:t>
-              </m:r>
             </m:e>
           </m:d>
           <m:r>
@@ -6958,11 +6958,11 @@
         <w:t xml:space="preserve"> </w:t>
       </w:r>
       <m:oMath>
-        <m:r>
-          <m:t>​</m:t>
-        </m:r>
         <m:sSup>
           <m:e>
+            <m:r>
+              <m:t>​</m:t>
+            </m:r>
             <m:d>
               <m:dPr>
                 <m:begChr m:val="("/>
@@ -7005,6 +7005,9 @@
                 </m:r>
               </m:e>
             </m:d>
+            <m:r>
+              <m:t>​</m:t>
+            </m:r>
           </m:e>
           <m:sup>
             <m:r>
@@ -7012,9 +7015,6 @@
             </m:r>
           </m:sup>
         </m:sSup>
-        <m:r>
-          <m:t>​</m:t>
-        </m:r>
       </m:oMath>
       <w:r>
         <w:t xml:space="preserve"> </w:t>
@@ -7105,11 +7105,11 @@
         <m:oMath>
           <m:eqArr>
             <m:e>
-              <m:r>
-                <m:t>​</m:t>
-              </m:r>
               <m:sSup>
                 <m:e>
+                  <m:r>
+                    <m:t>​</m:t>
+                  </m:r>
                   <m:d>
                     <m:dPr>
                       <m:begChr m:val="("/>
@@ -7152,6 +7152,9 @@
                       </m:r>
                     </m:e>
                   </m:d>
+                  <m:r>
+                    <m:t>​</m:t>
+                  </m:r>
                 </m:e>
                 <m:sup>
                   <m:r>
@@ -7160,9 +7163,6 @@
                 </m:sup>
               </m:sSup>
               <m:r>
-                <m:t>​</m:t>
-              </m:r>
-              <m:r>
                 <m:t>&amp;</m:t>
               </m:r>
               <m:r>
@@ -7171,11 +7171,11 @@
                 </m:rPr>
                 <m:t>=</m:t>
               </m:r>
-              <m:r>
-                <m:t>​</m:t>
-              </m:r>
               <m:sSup>
                 <m:e>
+                  <m:r>
+                    <m:t>​</m:t>
+                  </m:r>
                   <m:d>
                     <m:dPr>
                       <m:begChr m:val="("/>
@@ -7227,6 +7227,9 @@
                       </m:r>
                     </m:e>
                   </m:d>
+                  <m:r>
+                    <m:t>​</m:t>
+                  </m:r>
                 </m:e>
                 <m:sup>
                   <m:r>
@@ -7235,9 +7238,6 @@
                 </m:sup>
               </m:sSup>
               <m:r>
-                <m:t>​</m:t>
-              </m:r>
-              <m:r>
                 <m:t>&amp;</m:t>
               </m:r>
               <m:r>
@@ -7261,11 +7261,11 @@
                 </m:rPr>
                 <m:t>=</m:t>
               </m:r>
-              <m:r>
-                <m:t>​</m:t>
-              </m:r>
               <m:sSup>
                 <m:e>
+                  <m:r>
+                    <m:t>​</m:t>
+                  </m:r>
                   <m:d>
                     <m:dPr>
                       <m:begChr m:val="("/>
@@ -7308,6 +7308,9 @@
                       </m:r>
                     </m:e>
                   </m:d>
+                  <m:r>
+                    <m:t>​</m:t>
+                  </m:r>
                 </m:e>
                 <m:sup>
                   <m:r>
@@ -7315,9 +7318,6 @@
                   </m:r>
                 </m:sup>
               </m:sSup>
-              <m:r>
-                <m:t>​</m:t>
-              </m:r>
               <m:r>
                 <m:rPr>
                   <m:sty m:val="p"/>
@@ -7441,11 +7441,11 @@
         <w:t xml:space="preserve"> </w:t>
       </w:r>
       <m:oMath>
-        <m:r>
-          <m:t>​</m:t>
-        </m:r>
         <m:sSup>
           <m:e>
+            <m:r>
+              <m:t>​</m:t>
+            </m:r>
             <m:d>
               <m:dPr>
                 <m:begChr m:val="("/>
@@ -7488,6 +7488,9 @@
                 </m:r>
               </m:e>
             </m:d>
+            <m:r>
+              <m:t>​</m:t>
+            </m:r>
           </m:e>
           <m:sup>
             <m:r>
@@ -7495,9 +7498,6 @@
             </m:r>
           </m:sup>
         </m:sSup>
-        <m:r>
-          <m:t>​</m:t>
-        </m:r>
         <m:r>
           <m:rPr>
             <m:sty m:val="p"/>
@@ -7776,11 +7776,11 @@
             </m:rPr>
             <m:t>−</m:t>
           </m:r>
-          <m:r>
-            <m:t>​</m:t>
-          </m:r>
           <m:sSup>
             <m:e>
+              <m:r>
+                <m:t>​</m:t>
+              </m:r>
               <m:d>
                 <m:dPr>
                   <m:begChr m:val="("/>
@@ -7823,6 +7823,9 @@
                   </m:r>
                 </m:e>
               </m:d>
+              <m:r>
+                <m:t>​</m:t>
+              </m:r>
             </m:e>
             <m:sup>
               <m:r>
@@ -7830,9 +7833,6 @@
               </m:r>
             </m:sup>
           </m:sSup>
-          <m:r>
-            <m:t>​</m:t>
-          </m:r>
           <m:r>
             <m:t>  </m:t>
           </m:r>
@@ -7892,11 +7892,11 @@
         <m:oMath>
           <m:eqArr>
             <m:e>
-              <m:r>
-                <m:t>​</m:t>
-              </m:r>
               <m:sSup>
                 <m:e>
+                  <m:r>
+                    <m:t>​</m:t>
+                  </m:r>
                   <m:d>
                     <m:dPr>
                       <m:begChr m:val="("/>
@@ -7939,6 +7939,9 @@
                       </m:r>
                     </m:e>
                   </m:d>
+                  <m:r>
+                    <m:t>​</m:t>
+                  </m:r>
                 </m:e>
                 <m:sup>
                   <m:r>
@@ -7946,9 +7949,6 @@
                   </m:r>
                 </m:sup>
               </m:sSup>
-              <m:r>
-                <m:t>​</m:t>
-              </m:r>
               <m:r>
                 <m:rPr>
                   <m:sty m:val="p"/>
@@ -7996,11 +7996,11 @@
                 </m:rPr>
                 <m:t>=</m:t>
               </m:r>
-              <m:r>
-                <m:t>​</m:t>
-              </m:r>
               <m:sSup>
                 <m:e>
+                  <m:r>
+                    <m:t>​</m:t>
+                  </m:r>
                   <m:d>
                     <m:dPr>
                       <m:begChr m:val="("/>
@@ -8043,6 +8043,9 @@
                       </m:r>
                     </m:e>
                   </m:d>
+                  <m:r>
+                    <m:t>​</m:t>
+                  </m:r>
                 </m:e>
                 <m:sup>
                   <m:r>
@@ -8050,9 +8053,6 @@
                   </m:r>
                 </m:sup>
               </m:sSup>
-              <m:r>
-                <m:t>​</m:t>
-              </m:r>
               <m:r>
                 <m:rPr>
                   <m:sty m:val="p"/>
@@ -8177,11 +8177,11 @@
                 </m:rPr>
                 <m:t>=</m:t>
               </m:r>
-              <m:r>
-                <m:t>​</m:t>
-              </m:r>
               <m:sSup>
                 <m:e>
+                  <m:r>
+                    <m:t>​</m:t>
+                  </m:r>
                   <m:d>
                     <m:dPr>
                       <m:begChr m:val="("/>
@@ -8224,6 +8224,9 @@
                       </m:r>
                     </m:e>
                   </m:d>
+                  <m:r>
+                    <m:t>​</m:t>
+                  </m:r>
                 </m:e>
                 <m:sup>
                   <m:r>
@@ -8231,9 +8234,6 @@
                   </m:r>
                 </m:sup>
               </m:sSup>
-              <m:r>
-                <m:t>​</m:t>
-              </m:r>
               <m:r>
                 <m:rPr>
                   <m:sty m:val="p"/>
@@ -8349,11 +8349,11 @@
                 </m:rPr>
                 <m:t>−</m:t>
               </m:r>
-              <m:r>
-                <m:t>​</m:t>
-              </m:r>
               <m:sSup>
                 <m:e>
+                  <m:r>
+                    <m:t>​</m:t>
+                  </m:r>
                   <m:d>
                     <m:dPr>
                       <m:begChr m:val="("/>
@@ -8396,6 +8396,9 @@
                       </m:r>
                     </m:e>
                   </m:d>
+                  <m:r>
+                    <m:t>​</m:t>
+                  </m:r>
                 </m:e>
                 <m:sup>
                   <m:r>
@@ -8403,9 +8406,6 @@
                   </m:r>
                 </m:sup>
               </m:sSup>
-              <m:r>
-                <m:t>​</m:t>
-              </m:r>
               <m:r>
                 <m:t>&amp;</m:t>
               </m:r>
@@ -8539,11 +8539,11 @@
                 </m:rPr>
                 <m:t>+</m:t>
               </m:r>
-              <m:r>
-                <m:t>​</m:t>
-              </m:r>
               <m:sSup>
                 <m:e>
+                  <m:r>
+                    <m:t>​</m:t>
+                  </m:r>
                   <m:d>
                     <m:dPr>
                       <m:begChr m:val="("/>
@@ -8586,6 +8586,9 @@
                       </m:r>
                     </m:e>
                   </m:d>
+                  <m:r>
+                    <m:t>​</m:t>
+                  </m:r>
                 </m:e>
                 <m:sup>
                   <m:r>
@@ -8594,19 +8597,16 @@
                 </m:sup>
               </m:sSup>
               <m:r>
-                <m:t>​</m:t>
-              </m:r>
-              <m:r>
                 <m:rPr>
                   <m:sty m:val="p"/>
                 </m:rPr>
                 <m:t>−</m:t>
               </m:r>
-              <m:r>
-                <m:t>​</m:t>
-              </m:r>
               <m:sSup>
                 <m:e>
+                  <m:r>
+                    <m:t>​</m:t>
+                  </m:r>
                   <m:d>
                     <m:dPr>
                       <m:begChr m:val="("/>
@@ -8649,6 +8649,9 @@
                       </m:r>
                     </m:e>
                   </m:d>
+                  <m:r>
+                    <m:t>​</m:t>
+                  </m:r>
                 </m:e>
                 <m:sup>
                   <m:r>
@@ -8656,9 +8659,6 @@
                   </m:r>
                 </m:sup>
               </m:sSup>
-              <m:r>
-                <m:t>​</m:t>
-              </m:r>
               <m:r>
                 <m:t>&amp;</m:t>
               </m:r>
@@ -8803,11 +8803,11 @@
                   <m:grow/>
                 </m:dPr>
                 <m:e>
-                  <m:r>
-                    <m:t>​</m:t>
-                  </m:r>
                   <m:sSup>
                     <m:e>
+                      <m:r>
+                        <m:t>​</m:t>
+                      </m:r>
                       <m:d>
                         <m:dPr>
                           <m:begChr m:val="("/>
@@ -8850,6 +8850,9 @@
                           </m:r>
                         </m:e>
                       </m:d>
+                      <m:r>
+                        <m:t>​</m:t>
+                      </m:r>
                     </m:e>
                     <m:sup>
                       <m:r>
@@ -8857,20 +8860,17 @@
                       </m:r>
                     </m:sup>
                   </m:sSup>
-                  <m:r>
-                    <m:t>​</m:t>
-                  </m:r>
                   <m:r>
                     <m:rPr>
                       <m:sty m:val="p"/>
                     </m:rPr>
                     <m:t>−</m:t>
                   </m:r>
-                  <m:r>
-                    <m:t>​</m:t>
-                  </m:r>
                   <m:sSup>
                     <m:e>
+                      <m:r>
+                        <m:t>​</m:t>
+                      </m:r>
                       <m:d>
                         <m:dPr>
                           <m:begChr m:val="("/>
@@ -8913,6 +8913,9 @@
                           </m:r>
                         </m:e>
                       </m:d>
+                      <m:r>
+                        <m:t>​</m:t>
+                      </m:r>
                     </m:e>
                     <m:sup>
                       <m:r>
@@ -8920,9 +8923,6 @@
                       </m:r>
                     </m:sup>
                   </m:sSup>
-                  <m:r>
-                    <m:t>​</m:t>
-                  </m:r>
                 </m:e>
               </m:d>
               <m:r>
@@ -9557,11 +9557,11 @@
                   <m:grow/>
                 </m:dPr>
                 <m:e>
-                  <m:r>
-                    <m:t>​</m:t>
-                  </m:r>
                   <m:sSup>
                     <m:e>
+                      <m:r>
+                        <m:t>​</m:t>
+                      </m:r>
                       <m:d>
                         <m:dPr>
                           <m:begChr m:val="("/>
@@ -9601,6 +9601,9 @@
                           </m:r>
                         </m:e>
                       </m:d>
+                      <m:r>
+                        <m:t>​</m:t>
+                      </m:r>
                     </m:e>
                     <m:sup>
                       <m:r>
@@ -9608,9 +9611,6 @@
                       </m:r>
                     </m:sup>
                   </m:sSup>
-                  <m:r>
-                    <m:t>​</m:t>
-                  </m:r>
                 </m:e>
               </m:d>
               <m:r>
@@ -10349,11 +10349,11 @@
             </m:rPr>
             <m:t>=</m:t>
           </m:r>
-          <m:r>
-            <m:t>​</m:t>
-          </m:r>
           <m:sSup>
             <m:e>
+              <m:r>
+                <m:t>​</m:t>
+              </m:r>
               <m:d>
                 <m:dPr>
                   <m:begChr m:val="("/>
@@ -10396,6 +10396,9 @@
                   </m:r>
                 </m:e>
               </m:d>
+              <m:r>
+                <m:t>​</m:t>
+              </m:r>
             </m:e>
             <m:sup>
               <m:r>
@@ -10403,9 +10406,6 @@
               </m:r>
             </m:sup>
           </m:sSup>
-          <m:r>
-            <m:t>​</m:t>
-          </m:r>
           <m:r>
             <m:rPr>
               <m:sty m:val="p"/>
@@ -10562,11 +10562,11 @@
         <w:t xml:space="preserve"> </w:t>
       </w:r>
       <m:oMath>
-        <m:r>
-          <m:t>​</m:t>
-        </m:r>
         <m:sSup>
           <m:e>
+            <m:r>
+              <m:t>​</m:t>
+            </m:r>
             <m:d>
               <m:dPr>
                 <m:begChr m:val="("/>
@@ -10609,6 +10609,9 @@
                 </m:r>
               </m:e>
             </m:d>
+            <m:r>
+              <m:t>​</m:t>
+            </m:r>
           </m:e>
           <m:sup>
             <m:r>
@@ -10616,9 +10619,6 @@
             </m:r>
           </m:sup>
         </m:sSup>
-        <m:r>
-          <m:t>​</m:t>
-        </m:r>
         <m:r>
           <m:rPr>
             <m:sty m:val="p"/>
@@ -11265,11 +11265,11 @@
                 </m:rPr>
                 <m:t>=</m:t>
               </m:r>
-              <m:r>
-                <m:t>​</m:t>
-              </m:r>
               <m:sSup>
                 <m:e>
+                  <m:r>
+                    <m:t>​</m:t>
+                  </m:r>
                   <m:d>
                     <m:dPr>
                       <m:begChr m:val="("/>
@@ -11312,6 +11312,9 @@
                       </m:r>
                     </m:e>
                   </m:d>
+                  <m:r>
+                    <m:t>​</m:t>
+                  </m:r>
                 </m:e>
                 <m:sup>
                   <m:r>
@@ -11319,9 +11322,6 @@
                   </m:r>
                 </m:sup>
               </m:sSup>
-              <m:r>
-                <m:t>​</m:t>
-              </m:r>
               <m:r>
                 <m:rPr>
                   <m:sty m:val="p"/>
@@ -13950,11 +13950,11 @@
                 </m:rPr>
                 <m:t>+</m:t>
               </m:r>
-              <m:r>
-                <m:t>​</m:t>
-              </m:r>
               <m:sSup>
                 <m:e>
+                  <m:r>
+                    <m:t>​</m:t>
+                  </m:r>
                   <m:d>
                     <m:dPr>
                       <m:begChr m:val="("/>
@@ -13999,6 +13999,9 @@
                       </m:r>
                     </m:e>
                   </m:d>
+                  <m:r>
+                    <m:t>​</m:t>
+                  </m:r>
                 </m:e>
                 <m:sup>
                   <m:r>
@@ -14006,9 +14009,6 @@
                   </m:r>
                 </m:sup>
               </m:sSup>
-              <m:r>
-                <m:t>​</m:t>
-              </m:r>
             </m:e>
             <m:e>
               <m:r>
@@ -14162,11 +14162,11 @@
                 </m:rPr>
                 <m:t>+</m:t>
               </m:r>
-              <m:r>
-                <m:t>​</m:t>
-              </m:r>
               <m:sSup>
                 <m:e>
+                  <m:r>
+                    <m:t>​</m:t>
+                  </m:r>
                   <m:d>
                     <m:dPr>
                       <m:begChr m:val="("/>
@@ -14209,6 +14209,9 @@
                       </m:r>
                     </m:e>
                   </m:d>
+                  <m:r>
+                    <m:t>​</m:t>
+                  </m:r>
                 </m:e>
                 <m:sup>
                   <m:r>
@@ -14216,9 +14219,6 @@
                   </m:r>
                 </m:sup>
               </m:sSup>
-              <m:r>
-                <m:t>​</m:t>
-              </m:r>
             </m:e>
             <m:e>
               <m:r>
@@ -19127,11 +19127,11 @@
                 </m:rPr>
                 <m:t>=</m:t>
               </m:r>
-              <m:r>
-                <m:t>​</m:t>
-              </m:r>
               <m:sSup>
                 <m:e>
+                  <m:r>
+                    <m:t>​</m:t>
+                  </m:r>
                   <m:d>
                     <m:dPr>
                       <m:begChr m:val="("/>
@@ -19174,6 +19174,9 @@
                       </m:r>
                     </m:e>
                   </m:d>
+                  <m:r>
+                    <m:t>​</m:t>
+                  </m:r>
                 </m:e>
                 <m:sup>
                   <m:r>
@@ -19181,9 +19184,6 @@
                   </m:r>
                 </m:sup>
               </m:sSup>
-              <m:r>
-                <m:t>​</m:t>
-              </m:r>
               <m:r>
                 <m:rPr>
                   <m:sty m:val="p"/>
@@ -23675,11 +23675,11 @@
         <w:t xml:space="preserve"> </w:t>
       </w:r>
       <m:oMath>
-        <m:r>
-          <m:t>​</m:t>
-        </m:r>
         <m:sSup>
           <m:e>
+            <m:r>
+              <m:t>​</m:t>
+            </m:r>
             <m:d>
               <m:dPr>
                 <m:begChr m:val="("/>
@@ -23722,6 +23722,9 @@
                 </m:r>
               </m:e>
             </m:d>
+            <m:r>
+              <m:t>​</m:t>
+            </m:r>
           </m:e>
           <m:sup>
             <m:r>
@@ -23729,9 +23732,6 @@
             </m:r>
           </m:sup>
         </m:sSup>
-        <m:r>
-          <m:t>​</m:t>
-        </m:r>
       </m:oMath>
       <w:r>
         <w:t xml:space="preserve"> </w:t>
@@ -23861,11 +23861,11 @@
                 </m:rPr>
                 <m:t>=</m:t>
               </m:r>
-              <m:r>
-                <m:t>​</m:t>
-              </m:r>
               <m:sSup>
                 <m:e>
+                  <m:r>
+                    <m:t>​</m:t>
+                  </m:r>
                   <m:d>
                     <m:dPr>
                       <m:begChr m:val="("/>
@@ -23908,6 +23908,9 @@
                       </m:r>
                     </m:e>
                   </m:d>
+                  <m:r>
+                    <m:t>​</m:t>
+                  </m:r>
                 </m:e>
                 <m:sup>
                   <m:r>
@@ -23915,9 +23918,6 @@
                   </m:r>
                 </m:sup>
               </m:sSup>
-              <m:r>
-                <m:t>​</m:t>
-              </m:r>
               <m:r>
                 <m:rPr>
                   <m:sty m:val="p"/>
@@ -24050,11 +24050,11 @@
                 </m:rPr>
                 <m:t>−</m:t>
               </m:r>
-              <m:r>
-                <m:t>​</m:t>
-              </m:r>
               <m:sSup>
                 <m:e>
+                  <m:r>
+                    <m:t>​</m:t>
+                  </m:r>
                   <m:d>
                     <m:dPr>
                       <m:begChr m:val="("/>
@@ -24097,6 +24097,9 @@
                       </m:r>
                     </m:e>
                   </m:d>
+                  <m:r>
+                    <m:t>​</m:t>
+                  </m:r>
                 </m:e>
                 <m:sup>
                   <m:r>
@@ -24105,9 +24108,6 @@
                 </m:sup>
               </m:sSup>
               <m:r>
-                <m:t>​</m:t>
-              </m:r>
-              <m:r>
                 <m:t>&amp;</m:t>
               </m:r>
               <m:r>
@@ -24120,11 +24120,11 @@
                 </m:rPr>
                 <m:t>(subtract </m:t>
               </m:r>
-              <m:r>
-                <m:t>​</m:t>
-              </m:r>
               <m:sSup>
                 <m:e>
+                  <m:r>
+                    <m:t>​</m:t>
+                  </m:r>
                   <m:d>
                     <m:dPr>
                       <m:begChr m:val="("/>
@@ -24167,6 +24167,9 @@
                       </m:r>
                     </m:e>
                   </m:d>
+                  <m:r>
+                    <m:t>​</m:t>
+                  </m:r>
                 </m:e>
                 <m:sup>
                   <m:r>
@@ -24175,9 +24178,6 @@
                 </m:sup>
               </m:sSup>
               <m:r>
-                <m:t>​</m:t>
-              </m:r>
-              <m:r>
                 <m:rPr>
                   <m:nor/>
                   <m:sty m:val="p"/>
@@ -24186,11 +24186,11 @@
               </m:r>
             </m:e>
             <m:e>
-              <m:r>
-                <m:t>​</m:t>
-              </m:r>
               <m:sSup>
                 <m:e>
+                  <m:r>
+                    <m:t>​</m:t>
+                  </m:r>
                   <m:d>
                     <m:dPr>
                       <m:begChr m:val="("/>
@@ -24233,6 +24233,9 @@
                       </m:r>
                     </m:e>
                   </m:d>
+                  <m:r>
+                    <m:t>​</m:t>
+                  </m:r>
                 </m:e>
                 <m:sup>
                   <m:r>
@@ -24240,9 +24243,6 @@
                   </m:r>
                 </m:sup>
               </m:sSup>
-              <m:r>
-                <m:t>​</m:t>
-              </m:r>
               <m:r>
                 <m:t>&amp;</m:t>
               </m:r>
@@ -24290,11 +24290,11 @@
                 </m:rPr>
                 <m:t>−</m:t>
               </m:r>
-              <m:r>
-                <m:t>​</m:t>
-              </m:r>
               <m:sSup>
                 <m:e>
+                  <m:r>
+                    <m:t>​</m:t>
+                  </m:r>
                   <m:d>
                     <m:dPr>
                       <m:begChr m:val="("/>
@@ -24337,6 +24337,9 @@
                       </m:r>
                     </m:e>
                   </m:d>
+                  <m:r>
+                    <m:t>​</m:t>
+                  </m:r>
                 </m:e>
                 <m:sup>
                   <m:r>
@@ -24344,9 +24347,6 @@
                   </m:r>
                 </m:sup>
               </m:sSup>
-              <m:r>
-                <m:t>​</m:t>
-              </m:r>
               <m:r>
                 <m:t>&amp;</m:t>
               </m:r>
@@ -24398,11 +24398,11 @@
                 </m:rPr>
                 <m:t>=</m:t>
               </m:r>
-              <m:r>
-                <m:t>​</m:t>
-              </m:r>
               <m:sSup>
                 <m:e>
+                  <m:r>
+                    <m:t>​</m:t>
+                  </m:r>
                   <m:d>
                     <m:dPr>
                       <m:begChr m:val="("/>
@@ -24445,6 +24445,9 @@
                       </m:r>
                     </m:e>
                   </m:d>
+                  <m:r>
+                    <m:t>​</m:t>
+                  </m:r>
                 </m:e>
                 <m:sup>
                   <m:r>
@@ -24453,9 +24456,6 @@
                 </m:sup>
               </m:sSup>
               <m:r>
-                <m:t>​</m:t>
-              </m:r>
-              <m:r>
                 <m:rPr>
                   <m:nor/>
                   <m:sty m:val="p"/>
@@ -24464,11 +24464,11 @@
               </m:r>
             </m:e>
             <m:e>
-              <m:r>
-                <m:t>​</m:t>
-              </m:r>
               <m:sSup>
                 <m:e>
+                  <m:r>
+                    <m:t>​</m:t>
+                  </m:r>
                   <m:d>
                     <m:dPr>
                       <m:begChr m:val="("/>
@@ -24511,6 +24511,9 @@
                       </m:r>
                     </m:e>
                   </m:d>
+                  <m:r>
+                    <m:t>​</m:t>
+                  </m:r>
                 </m:e>
                 <m:sup>
                   <m:r>
@@ -24518,9 +24521,6 @@
                   </m:r>
                 </m:sup>
               </m:sSup>
-              <m:r>
-                <m:t>​</m:t>
-              </m:r>
               <m:r>
                 <m:t>&amp;</m:t>
               </m:r>
@@ -24568,11 +24568,11 @@
                 </m:rPr>
                 <m:t>−</m:t>
               </m:r>
-              <m:r>
-                <m:t>​</m:t>
-              </m:r>
               <m:sSup>
                 <m:e>
+                  <m:r>
+                    <m:t>​</m:t>
+                  </m:r>
                   <m:d>
                     <m:dPr>
                       <m:begChr m:val="("/>
@@ -24615,6 +24615,9 @@
                       </m:r>
                     </m:e>
                   </m:d>
+                  <m:r>
+                    <m:t>​</m:t>
+                  </m:r>
                 </m:e>
                 <m:sup>
                   <m:r>
@@ -24622,9 +24625,6 @@
                   </m:r>
                 </m:sup>
               </m:sSup>
-              <m:r>
-                <m:t>​</m:t>
-              </m:r>
               <m:r>
                 <m:t>&amp;</m:t>
               </m:r>
@@ -24755,11 +24755,11 @@
           <m:jc m:val="center"/>
         </m:oMathParaPr>
         <m:oMath>
-          <m:r>
-            <m:t>​</m:t>
-          </m:r>
           <m:sSup>
             <m:e>
+              <m:r>
+                <m:t>​</m:t>
+              </m:r>
               <m:d>
                 <m:dPr>
                   <m:begChr m:val="("/>
@@ -24802,6 +24802,9 @@
                   </m:r>
                 </m:e>
               </m:d>
+              <m:r>
+                <m:t>​</m:t>
+              </m:r>
             </m:e>
             <m:sup>
               <m:r>
@@ -24809,9 +24812,6 @@
               </m:r>
             </m:sup>
           </m:sSup>
-          <m:r>
-            <m:t>​</m:t>
-          </m:r>
           <m:r>
             <m:rPr>
               <m:sty m:val="p"/>
@@ -24856,11 +24856,11 @@
             </m:rPr>
             <m:t>−</m:t>
           </m:r>
-          <m:r>
-            <m:t>​</m:t>
-          </m:r>
           <m:sSup>
             <m:e>
+              <m:r>
+                <m:t>​</m:t>
+              </m:r>
               <m:d>
                 <m:dPr>
                   <m:begChr m:val="("/>
@@ -24903,6 +24903,9 @@
                   </m:r>
                 </m:e>
               </m:d>
+              <m:r>
+                <m:t>​</m:t>
+              </m:r>
             </m:e>
             <m:sup>
               <m:r>
@@ -24910,9 +24913,6 @@
               </m:r>
             </m:sup>
           </m:sSup>
-          <m:r>
-            <m:t>​</m:t>
-          </m:r>
         </m:oMath>
       </m:oMathPara>
     </w:p>
